--- a/reports/CookieCats_Phase6_Insights_Recommend_Report.docx
+++ b/reports/CookieCats_Phase6_Insights_Recommend_Report.docx
@@ -12,21 +12,7 @@
           <w:b/>
           <w:sz w:val="34"/>
         </w:rPr>
-        <w:t xml:space="preserve">BÁO CÁO PHASE 6 </w:t>
-      </w:r>
-      <w:r>
-        <w:rPr>
-          <w:b/>
-          <w:sz w:val="34"/>
-        </w:rPr>
-        <w:t>-</w:t>
-      </w:r>
-      <w:r>
-        <w:rPr>
-          <w:b/>
-          <w:sz w:val="34"/>
-        </w:rPr>
-        <w:t>INSIGHTS &amp; RECOMMENDATION</w:t>
+        <w:t xml:space="preserve">PHASE 6 REPORT -INSIGHTS &amp; RECOMMENDATION</w:t>
       </w:r>
     </w:p>
     <w:p>
@@ -39,21 +25,7 @@
           <w:i/>
           <w:color w:val="555555"/>
         </w:rPr>
-        <w:t xml:space="preserve">Dự án phân tích A/B Test </w:t>
-      </w:r>
-      <w:r>
-        <w:rPr>
-          <w:i/>
-          <w:color w:val="555555"/>
-        </w:rPr>
-        <w:t>-</w:t>
-      </w:r>
-      <w:r>
-        <w:rPr>
-          <w:i/>
-          <w:color w:val="555555"/>
-        </w:rPr>
-        <w:t>Cookie Cats (dời progression gate 30 → 40)</w:t>
+        <w:t xml:space="preserve">A/B Test analysis project -Cookie Cats (moving the progression gate 30 → 40)</w:t>
       </w:r>
     </w:p>
     <w:p>
@@ -66,7 +38,7 @@
           <w:color w:val="555555"/>
           <w:sz w:val="22"/>
         </w:rPr>
-        <w:t>Người thực hiện: Xuân Quang   |   Vai trò: Senior Data Analyst   |   Ngày: 08/08/2026   |   Trạng thái: Hoàn thành</w:t>
+        <w:t>Author: Xuân Quang   |   Role: Senior Data Analyst   |   Date: 08/08/2026   |   Status: Completed</w:t>
       </w:r>
     </w:p>
     <w:p>
@@ -87,7 +59,7 @@
           <w:b/>
           <w:sz w:val="30"/>
         </w:rPr>
-        <w:t>1. Tóm tắt điều hành</w:t>
+        <w:t>1. Executive summary</w:t>
       </w:r>
     </w:p>
     <w:p>
@@ -95,36 +67,12 @@
         <w:rPr>
           <w:b/>
         </w:rPr>
-        <w:t xml:space="preserve">Khuyến nghị: NO-GO </w:t>
-      </w:r>
-      <w:r>
-        <w:rPr>
-          <w:b/>
-        </w:rPr>
-        <w:t>-</w:t>
-      </w:r>
-      <w:r>
-        <w:rPr>
-          <w:b/>
-        </w:rPr>
-        <w:t>giữ nguyên gate tại level 30, không triển khai gate 40, với độ tin cậy &gt; 95%.</w:t>
+        <w:t xml:space="preserve">Recommendation: NO-GO -keep the gate at level 30, do not roll out gate 40, with confidence &gt; 95%.</w:t>
       </w:r>
     </w:p>
     <w:p>
       <w:r>
-        <w:t>Thử nghiệm A/B trên 90.188 người dùng đã làm sạch cho thấy việc dời gate không mang lại bất kỳ lợi ích nào, trong khi làm tổn hại đúng nhóm người chơi giá trị nhất. Ba bằng chứng</w:t>
-      </w:r>
-      <w:r>
-        <w:t xml:space="preserve"> được tìm thấy như sau</w:t>
-      </w:r>
-      <w:r>
-        <w:t xml:space="preserve">: (1) retention D7 của gate_40 giảm 0,82 điểm phần trăm (−4,3% tương đối), có ý nghĩa thống kê vượt cả ngưỡng Bonferroni (p = 0,0016); (2) engagement giữa hai nhóm thực chất bằng nhau (p = 0,051; bootstrap CI chứa 0) </w:t>
-      </w:r>
-      <w:r>
-        <w:t>-</w:t>
-      </w:r>
-      <w:r>
-        <w:t>không có lợi ích nào để đánh đổi; (3) tác hại tập trung ở nhóm medium và heavy, trong khi nhóm light gần như không đổi.</w:t>
+        <w:t xml:space="preserve">The A/B experiment on 90,188 cleaned users shows that moving the gate delivers no benefit whatsoever, while harming exactly the most valuable player group. Three pieces of evidence were found as follows: (1) gate_40’s D7 retention drops 0.82 percentage points (−4.3% relative), statistically significant beyond even the Bonferroni threshold (p = 0.0016); (2) engagement between the two groups is essentially equal (p = 0.051; bootstrap CI contains 0) -no benefit to trade for; (3) the harm concentrates in the medium and heavy groups, while the light group is virtually unchanged.</w:t>
       </w:r>
     </w:p>
     <w:tbl>
@@ -154,7 +102,7 @@
                 <w:b/>
                 <w:sz w:val="24"/>
               </w:rPr>
-              <w:t>Con số cốt lõi</w:t>
+              <w:t>Core figures</w:t>
             </w:r>
           </w:p>
           <w:p>
@@ -165,7 +113,7 @@
               <w:rPr>
                 <w:sz w:val="24"/>
               </w:rPr>
-              <w:t>• Retention D7: 19,02% (gate_30) so với 18,20% (gate_40)  →  −0,82pp, p = 0,0016  →  BÁC BỎ H0</w:t>
+              <w:t>• Retention D7: 19.02% (gate_30) versus 18.20% (gate_40)  →  −0.82pp, p = 0.0016  →  REJECT H0</w:t>
             </w:r>
           </w:p>
           <w:p>
@@ -176,7 +124,7 @@
               <w:rPr>
                 <w:sz w:val="24"/>
               </w:rPr>
-              <w:t>• Retention D1: 44,82% so với 44,23%  →  −0,59pp, p = 0,075  →  không khác biệt</w:t>
+              <w:t>• Retention D1: 44.82% versus 44.23%  →  −0.59pp, p = 0.075  →  no difference</w:t>
             </w:r>
           </w:p>
           <w:p>
@@ -187,7 +135,7 @@
               <w:rPr>
                 <w:sz w:val="24"/>
               </w:rPr>
-              <w:t>• Engagement (median rounds): 17 so với 16  →  p = 0,051, CI chứa 0  →  không khác biệt</w:t>
+              <w:t>• Engagement (median rounds): 17 versus 16  →  p = 0.051, CI contains 0  →  no difference</w:t>
             </w:r>
           </w:p>
           <w:p>
@@ -198,7 +146,7 @@
               <w:rPr>
                 <w:sz w:val="24"/>
               </w:rPr>
-              <w:t>• Tác động kinh doanh (proxy, ARPDAU $0,10): ~818 user D7 mất/tháng trên mỗi 100K installs ≈ $2.454/tháng ≈ $29.448/năm (tuyến tính theo traffic)</w:t>
+              <w:t>• Business impact (proxy, ARPDAU $0.10): ~818 D7 users lost/month per 100K installs ≈ $2,454/month ≈ $29,448/year (linear with traffic)</w:t>
             </w:r>
           </w:p>
         </w:tc>
@@ -219,27 +167,19 @@
           <w:b/>
           <w:sz w:val="30"/>
         </w:rPr>
-        <w:t>2. Bối cảnh &amp; câu hỏi kinh doanh</w:t>
+        <w:t>2. Context &amp; business question</w:t>
       </w:r>
     </w:p>
     <w:p>
       <w:r>
-        <w:t xml:space="preserve">Cookie Cats là mobile puzzle game (match-3) của Tactile Entertainment. Gate là cơ chế chặn tiến độ, buộc người chơi chờ / mời bạn / trả tiền </w:t>
-      </w:r>
-      <w:r>
-        <w:t>-</w:t>
-      </w:r>
-      <w:r>
-        <w:t>công cụ chính để tạo friction có kiểm soát. Thử nghiệm A/B so sánh hai vị trí gate: gate_30 (control, chặn tại level 30) và gate_40 (treatment, dời đến level 40).</w:t>
+        <w:t xml:space="preserve">Cookie Cats is a mobile puzzle game (match-3) by Tactile Entertainment. The gate is a progress-blocking mechanic, forcing players to wait / invite friends / pay -the main tool for creating controlled friction. The A/B experiment compares two gate positions: gate_30 (control, blocking at level 30) and gate_40 (treatment, moved to level 40).</w:t>
       </w:r>
     </w:p>
     <w:p>
       <w:r>
-        <w:t xml:space="preserve">Câu hỏi cần trả lời: dời gate 30 → 40 có cải thiện retention (D1, D7) và engagement không, để đưa ra khuyến nghị Go/No-Go cho Product team? Báo cáo </w:t>
-      </w:r>
-      <w:r>
+        <w:t xml:space="preserve">The question to answer: does moving the gate 30 → 40 improve retention (D1, D7) and engagement, in order to make a Go/No-Go recommendation for the Product team? This report </w:t>
         <w:lastRenderedPageBreak/>
-        <w:t>này tổng hợp và diễn giải kết quả kiểm định (Phase 4) thành insight và khuyến nghị hành động; chi tiết phương pháp và kiểm định nằm ở báo cáo Phase 2–4.</w:t>
+        <w:t>synthesizes and interprets the test results (Phase 4) into insights and an actionable recommendation; the methodology and testing details are in the Phase 2–4 reports.</w:t>
       </w:r>
     </w:p>
     <w:p>
@@ -252,12 +192,12 @@
           <w:b/>
           <w:sz w:val="30"/>
         </w:rPr>
-        <w:t>3. Tổng hợp kết quả ba giả thuyết</w:t>
+        <w:t>3. Summary of the three-hypothesis results</w:t>
       </w:r>
     </w:p>
     <w:p>
       <w:r>
-        <w:t>Nguyên tắc đọc kết quả: ở cỡ mẫu ~90K, p-value gần như luôn nhỏ, nên mọi kết luận đều tách bạch giữa ý nghĩa thống kê và ý nghĩa thực tiễn. Ngưỡng: α = 0,05, hiệu chỉnh Bonferroni α = 0,0167 cho 3 test đồng thời.</w:t>
+        <w:t>Principle for reading the results: at a sample size of ~90K, the p-value is almost always small, so every conclusion separates statistical significance from practical significance. Thresholds: α = 0.05, Bonferroni-corrected α = 0.0167 for the 3 simultaneous tests.</w:t>
       </w:r>
     </w:p>
     <w:tbl>
@@ -289,7 +229,7 @@
                 <w:b/>
                 <w:sz w:val="22"/>
               </w:rPr>
-              <w:t>Giả thuyết</w:t>
+              <w:t>Hypothesis</w:t>
             </w:r>
           </w:p>
         </w:tc>
@@ -304,7 +244,7 @@
                 <w:b/>
                 <w:sz w:val="22"/>
               </w:rPr>
-              <w:t>Chênh lệch</w:t>
+              <w:t>Difference</w:t>
             </w:r>
           </w:p>
         </w:tc>
@@ -334,7 +274,7 @@
                 <w:b/>
                 <w:sz w:val="22"/>
               </w:rPr>
-              <w:t>Khoảng tin cậy 95%</w:t>
+              <w:t>95% Confidence interval</w:t>
             </w:r>
           </w:p>
         </w:tc>
@@ -349,7 +289,7 @@
                 <w:b/>
                 <w:sz w:val="22"/>
               </w:rPr>
-              <w:t>Kết luận</w:t>
+              <w:t>Conclusion</w:t>
             </w:r>
           </w:p>
         </w:tc>
@@ -380,7 +320,7 @@
               <w:rPr>
                 <w:sz w:val="22"/>
               </w:rPr>
-              <w:t>−0,59pp (−1,3%)</w:t>
+              <w:t>−0.59pp (−1.3%)</w:t>
             </w:r>
           </w:p>
         </w:tc>
@@ -393,7 +333,7 @@
               <w:rPr>
                 <w:sz w:val="22"/>
               </w:rPr>
-              <w:t>0,075</w:t>
+              <w:t>0.075</w:t>
             </w:r>
           </w:p>
         </w:tc>
@@ -406,7 +346,7 @@
               <w:rPr>
                 <w:sz w:val="22"/>
               </w:rPr>
-              <w:t>[−1,24; +0,06] chứa 0</w:t>
+              <w:t>[−1.24; +0.06] contains 0</w:t>
             </w:r>
           </w:p>
         </w:tc>
@@ -419,7 +359,7 @@
               <w:rPr>
                 <w:sz w:val="22"/>
               </w:rPr>
-              <w:t>Không bác bỏ H0</w:t>
+              <w:t>Do not reject H0</w:t>
             </w:r>
           </w:p>
         </w:tc>
@@ -450,7 +390,7 @@
               <w:rPr>
                 <w:sz w:val="22"/>
               </w:rPr>
-              <w:t>−0,82pp (−4,3%)</w:t>
+              <w:t>−0.82pp (−4.3%)</w:t>
             </w:r>
           </w:p>
         </w:tc>
@@ -463,7 +403,7 @@
               <w:rPr>
                 <w:sz w:val="22"/>
               </w:rPr>
-              <w:t>0,0016</w:t>
+              <w:t>0.0016</w:t>
             </w:r>
           </w:p>
         </w:tc>
@@ -476,7 +416,7 @@
               <w:rPr>
                 <w:sz w:val="22"/>
               </w:rPr>
-              <w:t>[−1,33; −0,31] không chứa 0</w:t>
+              <w:t>[−1.33; −0.31] does not contain 0</w:t>
             </w:r>
           </w:p>
         </w:tc>
@@ -490,7 +430,7 @@
                 <w:b/>
                 <w:sz w:val="22"/>
               </w:rPr>
-              <w:t>BÁC BỎ H0</w:t>
+              <w:t>REJECT H0</w:t>
             </w:r>
           </w:p>
         </w:tc>
@@ -534,7 +474,7 @@
               <w:rPr>
                 <w:sz w:val="22"/>
               </w:rPr>
-              <w:t>0,051</w:t>
+              <w:t>0.051</w:t>
             </w:r>
           </w:p>
         </w:tc>
@@ -547,7 +487,7 @@
               <w:rPr>
                 <w:sz w:val="22"/>
               </w:rPr>
-              <w:t>[−1,00; 0,00] chứa 0</w:t>
+              <w:t>[−1.00; 0.00] contains 0</w:t>
             </w:r>
           </w:p>
         </w:tc>
@@ -560,7 +500,7 @@
               <w:rPr>
                 <w:sz w:val="22"/>
               </w:rPr>
-              <w:t>Không bác bỏ H0</w:t>
+              <w:t>Do not reject H0</w:t>
             </w:r>
           </w:p>
         </w:tc>
@@ -572,31 +512,7 @@
         <w:rPr>
           <w:i/>
         </w:rPr>
-        <w:t>=&gt;</w:t>
-      </w:r>
-      <w:r>
-        <w:rPr>
-          <w:i/>
-        </w:rPr>
-        <w:t xml:space="preserve"> dời gate KHÔNG tăng engagement, cũng KHÔNG cải thiện retention ngày đầu </w:t>
-      </w:r>
-      <w:r>
-        <w:rPr>
-          <w:i/>
-        </w:rPr>
-        <w:t xml:space="preserve">- </w:t>
-      </w:r>
-      <w:r>
-        <w:rPr>
-          <w:i/>
-        </w:rPr>
-        <w:t>nhưng làm GIẢM retention D7</w:t>
-      </w:r>
-      <w:r>
-        <w:rPr>
-          <w:i/>
-        </w:rPr>
-        <w:t>.</w:t>
+        <w:t xml:space="preserve">=&gt; moving the gate does NOT increase engagement, nor does it improve day-1 retention - but it REDUCES D7 retention.</w:t>
       </w:r>
     </w:p>
     <w:p>
@@ -656,7 +572,7 @@
           <w:color w:val="555555"/>
           <w:sz w:val="22"/>
         </w:rPr>
-        <w:t>Hình 1. Retention D1 và D7 theo nhóm (thanh lỗi = khoảng tin cậy 95%). Khác biệt D7 rõ và không chồng lấn.</w:t>
+        <w:t>Figure 1. D1 and D7 retention by group (error bars = 95% confidence interval). The D7 difference is clear and non-overlapping.</w:t>
       </w:r>
     </w:p>
     <w:p>
@@ -717,7 +633,7 @@
           <w:color w:val="555555"/>
           <w:sz w:val="22"/>
         </w:rPr>
-        <w:t>Hình 2. Phân phối bootstrap chênh lệch median engagement; khoảng tin cậy 95% chứa mốc 0 → không có khác biệt thực tế.</w:t>
+        <w:t>Figure 2. Bootstrap distribution of the engagement median difference; the 95% confidence interval contains the 0 mark → no practical difference.</w:t>
       </w:r>
     </w:p>
     <w:p>
@@ -730,38 +646,12 @@
           <w:b/>
           <w:sz w:val="30"/>
         </w:rPr>
-        <w:t xml:space="preserve">4. Insight sâu </w:t>
-      </w:r>
-      <w:r>
-        <w:rPr>
-          <w:b/>
-          <w:sz w:val="30"/>
-        </w:rPr>
-        <w:t>-</w:t>
-      </w:r>
-      <w:r>
-        <w:rPr>
-          <w:b/>
-          <w:sz w:val="30"/>
-        </w:rPr>
-        <w:t>tác hại rơi đúng vào nhóm giá trị</w:t>
+        <w:t xml:space="preserve">4. Deep insight -the harm falls exactly on the valuable group</w:t>
       </w:r>
     </w:p>
     <w:p>
       <w:r>
-        <w:t xml:space="preserve">Con số −0,82pp ở D7 là hiệu ứng trung bình; phân tích theo nhóm engagement cho thấy tác động phân bố </w:t>
-      </w:r>
-      <w:r>
-        <w:t>không</w:t>
-      </w:r>
-      <w:r>
-        <w:t xml:space="preserve"> đều </w:t>
-      </w:r>
-      <w:r>
-        <w:t>-</w:t>
-      </w:r>
-      <w:r>
-        <w:t>đây là insight quan trọng nhất cho Game Designer:</w:t>
+        <w:t xml:space="preserve">The −0.82pp figure at D7 is the average effect; analysis by engagement group shows the impact is distributed unevenly -this is the most important insight for the Game Designer:</w:t>
       </w:r>
     </w:p>
     <w:p>
@@ -773,16 +663,10 @@
         <w:rPr>
           <w:b/>
         </w:rPr>
-        <w:t xml:space="preserve">Nhóm light: </w:t>
+        <w:t xml:space="preserve">Light group: </w:t>
       </w:r>
       <w:r>
-        <w:t xml:space="preserve">+0,11pp (p = 0,44) </w:t>
-      </w:r>
-      <w:r>
-        <w:t>-</w:t>
-      </w:r>
-      <w:r>
-        <w:t>gần như không đổi.</w:t>
+        <w:t xml:space="preserve">+0.11pp (p = 0.44) -virtually unchanged.</w:t>
       </w:r>
     </w:p>
     <w:p>
@@ -794,16 +678,10 @@
         <w:rPr>
           <w:b/>
         </w:rPr>
-        <w:t xml:space="preserve">Nhóm medium: </w:t>
+        <w:t xml:space="preserve">Medium group: </w:t>
       </w:r>
       <w:r>
-        <w:t xml:space="preserve">−0,63pp (p = 0,043) </w:t>
-      </w:r>
-      <w:r>
-        <w:t>-</w:t>
-      </w:r>
-      <w:r>
-        <w:t>bắt đầu chịu tác động.</w:t>
+        <w:t xml:space="preserve">−0.63pp (p = 0.043) -starting to feel the impact.</w:t>
       </w:r>
     </w:p>
     <w:p>
@@ -815,27 +693,15 @@
         <w:rPr>
           <w:b/>
         </w:rPr>
-        <w:t xml:space="preserve">Nhóm heavy: </w:t>
+        <w:t xml:space="preserve">Heavy group: </w:t>
       </w:r>
       <w:r>
-        <w:t xml:space="preserve">−1,27pp (p = 0,029) </w:t>
-      </w:r>
-      <w:r>
-        <w:t>-</w:t>
-      </w:r>
-      <w:r>
-        <w:t>giảm mạnh nhất.</w:t>
+        <w:t xml:space="preserve">−1.27pp (p = 0.029) -the largest drop.</w:t>
       </w:r>
     </w:p>
     <w:p>
       <w:r>
-        <w:t xml:space="preserve">Pattern đơn điệu theo mức độ gắn kết này khớp với cơ chế game: người chơi light phần lớn rời trước cả level 30 nên không “chạm” gate; người chơi medium/heavy mới thực sự đi tới điểm gate </w:t>
-      </w:r>
-      <w:r>
-        <w:t>-</w:t>
-      </w:r>
-      <w:r>
-        <w:t>và việc dời gate làm mất thói quen quay lại (comeback habit) ở đúng nhóm có giá trị nhất. Nói cách khác, gate_40 không hại người sắp rời, mà hại người đang ở lại.</w:t>
+        <w:t xml:space="preserve">This monotonic pattern by engagement level matches the game mechanism: light players mostly leave before even level 30 so they do not "hit" the gate; medium/heavy players are the ones who truly reach the gate point -and moving the gate breaks the comeback habit in exactly the most valuable group. In other words, gate_40 does not harm those about to leave, but harms those who are staying.</w:t>
       </w:r>
     </w:p>
     <w:p>
@@ -896,7 +762,7 @@
           <w:color w:val="555555"/>
           <w:sz w:val="22"/>
         </w:rPr>
-        <w:t>Hình 3. Retention D7 theo nhóm engagement; tác hại tập trung ở medium và heavy.</w:t>
+        <w:t>Figure 3. D7 retention by engagement group; the harm concentrates in medium and heavy.</w:t>
       </w:r>
     </w:p>
     <w:p>
@@ -909,24 +775,12 @@
           <w:b/>
           <w:sz w:val="30"/>
         </w:rPr>
-        <w:t>5. Ước tính tác động kinh doanh</w:t>
+        <w:t>5. Business impact estimate</w:t>
       </w:r>
     </w:p>
     <w:p>
       <w:r>
-        <w:t>Dataset không chứa</w:t>
-      </w:r>
-      <w:r>
-        <w:t xml:space="preserve"> dữ liệu</w:t>
-      </w:r>
-      <w:r>
-        <w:t xml:space="preserve"> doanh thu</w:t>
-      </w:r>
-      <w:r>
-        <w:t xml:space="preserve">, </w:t>
-      </w:r>
-      <w:r>
-        <w:t>nên phần này là ước tính proxy với giả định minh bạch, không phải doanh thu đo trực tiếp. Retention D7 được dùng như proxy cho stickiness/LTV.</w:t>
+        <w:t xml:space="preserve">The dataset contains no revenue data, so this section is a proxy estimate with transparent assumptions, not directly measured revenue. D7 retention is used as a proxy for stickiness/LTV.</w:t>
       </w:r>
     </w:p>
     <w:p>
@@ -937,7 +791,7 @@
         <w:rPr>
           <w:b/>
         </w:rPr>
-        <w:t>Giả định (benchmark ngành puzzle casual):</w:t>
+        <w:t>Assumptions (casual puzzle industry benchmark):</w:t>
       </w:r>
     </w:p>
     <w:p>
@@ -949,10 +803,10 @@
         <w:rPr>
           <w:b/>
         </w:rPr>
-        <w:t>ARPDAU ≈ $0,10</w:t>
+        <w:t>ARPDAU ≈ $0.10</w:t>
       </w:r>
       <w:r>
-        <w:t xml:space="preserve"> (doanh thu trung bình mỗi người dùng hoạt động mỗi ngày).</w:t>
+        <w:t xml:space="preserve"> (average revenue per active user per day).</w:t>
       </w:r>
     </w:p>
     <w:p>
@@ -961,7 +815,7 @@
         <w:spacing w:after="60"/>
       </w:pPr>
       <w:r>
-        <w:t>LTV proxy mỗi user ≈ ARPDAU × ~30 ngày hoạt động ước tính = $3,00.</w:t>
+        <w:t>LTV proxy per user ≈ ARPDAU × ~30 estimated active days = $3.00.</w:t>
       </w:r>
     </w:p>
     <w:p>
@@ -970,7 +824,7 @@
         <w:spacing w:after="60"/>
       </w:pPr>
       <w:r>
-        <w:t>Quy mô minh họa: 100.000 lượt cài đặt mới mỗi tháng.</w:t>
+        <w:t>Illustrative scale: 100,000 new installs per month.</w:t>
       </w:r>
     </w:p>
     <w:p>
@@ -978,13 +832,7 @@
         <w:spacing w:before="40"/>
       </w:pPr>
       <w:r>
-        <w:t xml:space="preserve">Công thức: Số user D7 mất/tháng = Installs × |ΔD7| = 100.000 × 0,00818 ≈ 818 user. Doanh thu proxy mất = 818 × $3,00 ≈ $2.454/tháng ≈ $29.448/năm </w:t>
-      </w:r>
-      <w:r>
-        <w:t>-</w:t>
-      </w:r>
-      <w:r>
-        <w:t>và tỷ lệ tuyến tính với traffic.</w:t>
+        <w:t xml:space="preserve">Formula: D7 users lost/month = Installs × |ΔD7| = 100,000 × 0.00818 ≈ 818 users. Proxy revenue lost = 818 × $3.00 ≈ $2,454/month ≈ $29,448/year -and it scales linearly with traffic.</w:t>
       </w:r>
     </w:p>
     <w:tbl>
@@ -1015,7 +863,7 @@
                 <w:b/>
                 <w:sz w:val="22"/>
               </w:rPr>
-              <w:t>Installs mới/tháng</w:t>
+              <w:t>New installs/month</w:t>
             </w:r>
           </w:p>
         </w:tc>
@@ -1030,7 +878,7 @@
                 <w:b/>
                 <w:sz w:val="22"/>
               </w:rPr>
-              <w:t>User D7 mất/tháng</w:t>
+              <w:t>D7 users lost/month</w:t>
             </w:r>
           </w:p>
         </w:tc>
@@ -1045,7 +893,7 @@
                 <w:b/>
                 <w:sz w:val="22"/>
               </w:rPr>
-              <w:t>Mất/tháng ($)</w:t>
+              <w:t>Loss/month ($)</w:t>
             </w:r>
           </w:p>
         </w:tc>
@@ -1060,7 +908,7 @@
                 <w:b/>
                 <w:sz w:val="22"/>
               </w:rPr>
-              <w:t>Mất/năm ($)</w:t>
+              <w:t>Loss/year ($)</w:t>
             </w:r>
           </w:p>
         </w:tc>
@@ -1078,7 +926,7 @@
               <w:rPr>
                 <w:sz w:val="22"/>
               </w:rPr>
-              <w:t>100.000</w:t>
+              <w:t>100,000</w:t>
             </w:r>
           </w:p>
         </w:tc>
@@ -1104,7 +952,7 @@
               <w:rPr>
                 <w:sz w:val="22"/>
               </w:rPr>
-              <w:t>$2.454</w:t>
+              <w:t>$2,454</w:t>
             </w:r>
           </w:p>
         </w:tc>
@@ -1117,7 +965,7 @@
               <w:rPr>
                 <w:sz w:val="22"/>
               </w:rPr>
-              <w:t>$29.448</w:t>
+              <w:t>$29,448</w:t>
             </w:r>
           </w:p>
         </w:tc>
@@ -1135,7 +983,7 @@
               <w:rPr>
                 <w:sz w:val="22"/>
               </w:rPr>
-              <w:t>500.000</w:t>
+              <w:t>500,000</w:t>
             </w:r>
           </w:p>
         </w:tc>
@@ -1148,7 +996,7 @@
               <w:rPr>
                 <w:sz w:val="22"/>
               </w:rPr>
-              <w:t>4.092</w:t>
+              <w:t>4,092</w:t>
             </w:r>
           </w:p>
         </w:tc>
@@ -1161,7 +1009,7 @@
               <w:rPr>
                 <w:sz w:val="22"/>
               </w:rPr>
-              <w:t>$12.276</w:t>
+              <w:t>$12,276</w:t>
             </w:r>
           </w:p>
         </w:tc>
@@ -1174,7 +1022,7 @@
               <w:rPr>
                 <w:sz w:val="22"/>
               </w:rPr>
-              <w:t>$147.312</w:t>
+              <w:t>$147,312</w:t>
             </w:r>
           </w:p>
         </w:tc>
@@ -1192,7 +1040,7 @@
               <w:rPr>
                 <w:sz w:val="22"/>
               </w:rPr>
-              <w:t>1.000.000</w:t>
+              <w:t>1,000,000</w:t>
             </w:r>
           </w:p>
         </w:tc>
@@ -1205,7 +1053,7 @@
               <w:rPr>
                 <w:sz w:val="22"/>
               </w:rPr>
-              <w:t>8.183</w:t>
+              <w:t>8,183</w:t>
             </w:r>
           </w:p>
         </w:tc>
@@ -1218,7 +1066,7 @@
               <w:rPr>
                 <w:sz w:val="22"/>
               </w:rPr>
-              <w:t>$24.549</w:t>
+              <w:t>$24,549</w:t>
             </w:r>
           </w:p>
         </w:tc>
@@ -1231,7 +1079,7 @@
               <w:rPr>
                 <w:sz w:val="22"/>
               </w:rPr>
-              <w:t>$294.588</w:t>
+              <w:t>$294,588</w:t>
             </w:r>
           </w:p>
         </w:tc>
@@ -1248,7 +1096,7 @@
           <w:i/>
           <w:color w:val="555555"/>
         </w:rPr>
-        <w:t>Lưu ý: đây là proxy dựa trên benchmark, không phải mô hình LTV đầy đủ (dữ liệu chỉ có D1/D7, không có đường cong retention dài hạn).</w:t>
+        <w:t>Note: this is a benchmark-based proxy, not a full LTV model (the data only has D1/D7, no long-term retention curve).</w:t>
       </w:r>
     </w:p>
     <w:p>
@@ -1309,7 +1157,7 @@
           <w:color w:val="555555"/>
           <w:sz w:val="22"/>
         </w:rPr>
-        <w:t>Hình 4. Số người dùng D7 mất mỗi tháng theo quy mô traffic (nếu triển khai gate_40).</w:t>
+        <w:t>Figure 4. Number of D7 users lost per month by traffic scale (if gate_40 is rolled out).</w:t>
       </w:r>
     </w:p>
     <w:p>
@@ -1322,7 +1170,7 @@
           <w:b/>
           <w:sz w:val="30"/>
         </w:rPr>
-        <w:t>6. Khuyến nghị &amp; bước tiếp theo</w:t>
+        <w:t>6. Recommendation &amp; next steps</w:t>
       </w:r>
     </w:p>
     <w:p>
@@ -1330,24 +1178,12 @@
         <w:rPr>
           <w:b/>
         </w:rPr>
-        <w:t xml:space="preserve">Khuyến nghị: NO-GO </w:t>
-      </w:r>
-      <w:r>
-        <w:rPr>
-          <w:b/>
-        </w:rPr>
-        <w:t>-</w:t>
-      </w:r>
-      <w:r>
-        <w:rPr>
-          <w:b/>
-        </w:rPr>
-        <w:t>giữ gate tại level 30, không triển khai gate 40.</w:t>
+        <w:t xml:space="preserve">Recommendation: NO-GO -keep the gate at level 30, do not roll out gate 40.</w:t>
       </w:r>
     </w:p>
     <w:p>
       <w:r>
-        <w:t>Ba phát hiện củng cố khuyến nghị: (1) retention D7 giảm có ý nghĩa và vượt Bonferroni; (2) engagement không cải thiện để bù đắp; (3) tác hại rơi đúng vào nhóm core user (medium/heavy). Không có lợi ích nào được ghi nhận để đánh đổi cho phần retention D7 bị mất.</w:t>
+        <w:t>Three findings reinforce the recommendation: (1) D7 retention drops significantly and beyond Bonferroni; (2) engagement does not improve to compensate; (3) the harm falls exactly on the core-user group (medium/heavy). No benefit was recorded to trade for the lost D7 retention.</w:t>
       </w:r>
     </w:p>
     <w:p>
@@ -1358,7 +1194,7 @@
         <w:rPr>
           <w:b/>
         </w:rPr>
-        <w:t>Đề xuất bước tiếp theo:</w:t>
+        <w:t>Suggested next steps:</w:t>
       </w:r>
     </w:p>
     <w:p>
@@ -1370,10 +1206,10 @@
         <w:rPr>
           <w:b/>
         </w:rPr>
-        <w:t xml:space="preserve">Nếu vẫn muốn tối ưu điểm đặt gate: </w:t>
+        <w:t xml:space="preserve">If you still want to optimize the gate placement: </w:t>
       </w:r>
       <w:r>
-        <w:t>thiết kế A/B test mới thử vị trí trung gian (ví dụ level 35) hoặc soft gate thay vì hard gate.</w:t>
+        <w:t>design a new A/B test trying an intermediate position (e.g. level 35) or a soft gate instead of a hard gate.</w:t>
       </w:r>
     </w:p>
     <w:p>
@@ -1385,10 +1221,10 @@
         <w:rPr>
           <w:b/>
         </w:rPr>
-        <w:t xml:space="preserve">Bổ sung đo lường doanh thu </w:t>
+        <w:t xml:space="preserve">Add revenue measurement </w:t>
       </w:r>
       <w:r>
-        <w:t>trong thử nghiệm sau để đánh giá trực tiếp tác động monetization, thay vì proxy.</w:t>
+        <w:t>in a future test to directly assess the monetization impact, instead of a proxy.</w:t>
       </w:r>
     </w:p>
     <w:p>
@@ -1400,16 +1236,10 @@
         <w:rPr>
           <w:b/>
         </w:rPr>
-        <w:t xml:space="preserve">Theo dõi tỷ lệ split (SRM) </w:t>
+        <w:t xml:space="preserve">Monitor the split ratio (SRM) </w:t>
       </w:r>
       <w:r>
-        <w:t xml:space="preserve">chặt hơn ở thử nghiệm kế tiếp </w:t>
-      </w:r>
-      <w:r>
-        <w:t>-</w:t>
-      </w:r>
-      <w:r>
-        <w:t>lần này SRM đạt ở ngưỡng dự án (α = 0,001) nhưng sẽ “fail” ở α = 0,05.</w:t>
+        <w:t xml:space="preserve">more strictly in the next test -this time SRM passes at the project threshold (α = 0.001) but would "fail" at α = 0.05.</w:t>
       </w:r>
     </w:p>
     <w:p>
@@ -1422,7 +1252,7 @@
           <w:b/>
           <w:sz w:val="30"/>
         </w:rPr>
-        <w:t>7. Thông điệp theo stakeholder</w:t>
+        <w:t>7. Messaging by stakeholder</w:t>
       </w:r>
     </w:p>
     <w:tbl>
@@ -1466,7 +1296,7 @@
                 <w:b/>
                 <w:sz w:val="22"/>
               </w:rPr>
-              <w:t>Thông điệp cốt lõi</w:t>
+              <w:t>Core message</w:t>
             </w:r>
           </w:p>
         </w:tc>
@@ -1498,7 +1328,7 @@
               <w:rPr>
                 <w:sz w:val="22"/>
               </w:rPr>
-              <w:t>NO-GO, không cần lịch deploy. Rủi ro chính nếu deploy: mất ~4,3% retention D7 ở nhóm core.</w:t>
+              <w:t>NO-GO, no deploy schedule needed. The main risk if deployed: losing ~4.3% D7 retention in the core group.</w:t>
             </w:r>
           </w:p>
         </w:tc>
@@ -1530,7 +1360,7 @@
               <w:rPr>
                 <w:sz w:val="22"/>
               </w:rPr>
-              <w:t>Gate_40 phá comeback habit của người chơi medium/heavy; nhóm light không bị ảnh hưởng. Cân nhắc soft gate / level 35.</w:t>
+              <w:t>Gate_40 breaks the comeback habit of medium/heavy players; the light group is unaffected. Consider a soft gate / level 35.</w:t>
             </w:r>
           </w:p>
         </w:tc>
@@ -1562,26 +1392,9 @@
               <w:rPr>
                 <w:sz w:val="22"/>
               </w:rPr>
-              <w:t xml:space="preserve">Retention D7 giảm kéo LTV proxy xuống ~$2.454/tháng trên mỗi </w:t>
-            </w:r>
-            <w:r>
-              <w:rPr>
-                <w:sz w:val="22"/>
-              </w:rPr>
+              <w:t xml:space="preserve">The D7 retention drop pulls the LTV proxy down to ~$2,454/month per </w:t>
               <w:lastRenderedPageBreak/>
-              <w:t xml:space="preserve">100K installs (ARPDAU $0,10) </w:t>
-            </w:r>
-            <w:r>
-              <w:rPr>
-                <w:sz w:val="22"/>
-              </w:rPr>
-              <w:t>-</w:t>
-            </w:r>
-            <w:r>
-              <w:rPr>
-                <w:sz w:val="22"/>
-              </w:rPr>
-              <w:t>ảnh hưởng hiệu quả CAC.</w:t>
+              <w:t xml:space="preserve">100K installs (ARPDAU $0.10) -it affects CAC efficiency.</w:t>
             </w:r>
           </w:p>
         </w:tc>
@@ -1614,7 +1427,7 @@
               <w:rPr>
                 <w:sz w:val="22"/>
               </w:rPr>
-              <w:t>Giữ nguyên hiện trạng. Không có upside; thay đổi này làm mất tiền theo quy mô traffic.</w:t>
+              <w:t>Keep the status quo. No upside; this change loses money at scale with traffic.</w:t>
             </w:r>
           </w:p>
         </w:tc>
@@ -1635,7 +1448,7 @@
           <w:b/>
           <w:sz w:val="30"/>
         </w:rPr>
-        <w:t>8. Giới hạn &amp; lưu ý diễn giải</w:t>
+        <w:t>8. Limitations &amp; interpretation notes</w:t>
       </w:r>
     </w:p>
     <w:p>
@@ -1647,10 +1460,10 @@
         <w:rPr>
           <w:b/>
         </w:rPr>
-        <w:t xml:space="preserve">Bản chất retention: </w:t>
+        <w:t xml:space="preserve">Nature of retention: </w:t>
       </w:r>
       <w:r>
-        <w:t>chỉ số đo lượt mở app, không nhất thiết là gameplay (giả định làm việc từ Phase 3).</w:t>
+        <w:t>the metric measures app opens, not necessarily gameplay (a working assumption from Phase 3).</w:t>
       </w:r>
     </w:p>
     <w:p>
@@ -1662,10 +1475,10 @@
         <w:rPr>
           <w:b/>
         </w:rPr>
-        <w:t xml:space="preserve">Phạm vi thời gian: </w:t>
+        <w:t xml:space="preserve">Time scope: </w:t>
       </w:r>
       <w:r>
-        <w:t>dữ liệu chỉ bao phủ 14 ngày đầu; không kết luận được tác động dài hạn (D14+).</w:t>
+        <w:t>the data only covers the first 14 days; no long-term impact (D14+) can be concluded.</w:t>
       </w:r>
     </w:p>
     <w:p>
@@ -1677,10 +1490,10 @@
         <w:rPr>
           <w:b/>
         </w:rPr>
-        <w:t xml:space="preserve">Doanh thu: </w:t>
+        <w:t xml:space="preserve">Revenue: </w:t>
       </w:r>
       <w:r>
-        <w:t>không có dữ liệu doanh thu; mọi con số tiền là proxy dựa trên benchmark, không phải đo trực tiếp.</w:t>
+        <w:t>no revenue data; every money figure is a benchmark-based proxy, not directly measured.</w:t>
       </w:r>
     </w:p>
     <w:p>
@@ -1695,7 +1508,7 @@
         <w:t xml:space="preserve">SRM: </w:t>
       </w:r>
       <w:r>
-        <w:t>đạt ở ngưỡng dự án (α = 0,001) nhưng không đạt ở 0,05; đã xử lý cỡ mẫu lớn bằng effect size.</w:t>
+        <w:t>passes at the project threshold (α = 0.001) but not at 0.05; the large sample size was handled with effect size.</w:t>
       </w:r>
     </w:p>
     <w:p>
@@ -1713,15 +1526,7 @@
           <w:color w:val="555555"/>
           <w:sz w:val="22"/>
         </w:rPr>
-        <w:t>-</w:t>
-      </w:r>
-      <w:r>
-        <w:rPr>
-          <w:i/>
-          <w:color w:val="555555"/>
-          <w:sz w:val="22"/>
-        </w:rPr>
-        <w:t>Hết báo cáo Phase 6 —</w:t>
+        <w:t>-End of the Phase 6 report —</w:t>
       </w:r>
     </w:p>
     <w:sectPr>
